--- a/docs/flgl_summary_report.docx
+++ b/docs/flgl_summary_report.docx
@@ -128,10 +128,10 @@
         <w:rPr>
           <w:b/>
         </w:rPr>
-        <w:t>v1.1.7</w:t>
+        <w:t>v1.1.9</w:t>
       </w:r>
       <w:r>
-        <w:t>(2026-08-29)</w:t>
+        <w:t>(2026-09-18)</w:t>
       </w:r>
     </w:p>
     <w:p>
@@ -1157,6 +1157,158 @@
         <w:t>测试:间隔/容量断言更新为 {easy:5.5, normal:4, hard:2.5} 与 {5/5/4};全量 120 项通过</w:t>
       </w:r>
     </w:p>
+    <w:p>
+      <w:pPr>
+        <w:pStyle w:val="Heading3"/>
+      </w:pPr>
+      <w:r>
+        <w:t>v1.1.8(2026-09-05)</w:t>
+      </w:r>
+    </w:p>
+    <w:p>
+      <w:r>
+        <w:rPr>
+          <w:i/>
+          <w:color w:val="666666"/>
+        </w:rPr>
+        <w:t>更新贡献人:ps</w:t>
+      </w:r>
+    </w:p>
+    <w:p>
+      <w:r/>
+      <w:r>
+        <w:rPr>
+          <w:b/>
+        </w:rPr>
+        <w:t>传送带底纹动画修复(一闪一闪问题)</w:t>
+      </w:r>
+      <w:r/>
+    </w:p>
+    <w:p>
+      <w:pPr>
+        <w:pStyle w:val="ListBullet"/>
+      </w:pPr>
+      <w:r>
+        <w:t>根因:115° 斜纹沿渐变轴周期 28px, 但其</w:t>
+      </w:r>
+      <w:r>
+        <w:rPr>
+          <w:b/>
+        </w:rPr>
+        <w:t>水平重复周期</w:t>
+      </w:r>
+      <w:r>
+        <w:t>为 28/sin(115°)≈30.9px; 旧版 `background-position` 位移 28px 与水平周期不匹配, 每 0.8s 循环错位 ~2.9px——观感即「定时吐出一段不对齐的条带, 再对齐」的一闪一闪</w:t>
+      </w:r>
+    </w:p>
+    <w:p>
+      <w:pPr>
+        <w:pStyle w:val="ListBullet"/>
+      </w:pPr>
+      <w:r>
+        <w:t>修复:动画改为 GPU 合成的 `translateX` 位移, 精确对齐水平周期 30.9px; 条带层右侧外扩 31px 防循环露边</w:t>
+      </w:r>
+    </w:p>
+    <w:p>
+      <w:pPr>
+        <w:pStyle w:val="ListBullet"/>
+      </w:pPr>
+      <w:r>
+        <w:t>验证:浏览器 rAF 逐帧采样(235 帧/1.8s), 视觉相位最大偏差 0.23px(采样噪声级), 两次循环回绕零可见跳变</w:t>
+      </w:r>
+    </w:p>
+    <w:p>
+      <w:pPr>
+        <w:pStyle w:val="Heading3"/>
+      </w:pPr>
+      <w:r>
+        <w:t>v1.1.9(2026-09-18)</w:t>
+      </w:r>
+    </w:p>
+    <w:p>
+      <w:r>
+        <w:rPr>
+          <w:i/>
+          <w:color w:val="666666"/>
+        </w:rPr>
+        <w:t>更新贡献人:ps</w:t>
+      </w:r>
+    </w:p>
+    <w:p>
+      <w:r/>
+      <w:r>
+        <w:rPr>
+          <w:b/>
+        </w:rPr>
+        <w:t>卡牌放大(手游端可读性)</w:t>
+      </w:r>
+      <w:r/>
+    </w:p>
+    <w:p>
+      <w:pPr>
+        <w:pStyle w:val="ListBullet"/>
+      </w:pPr>
+      <w:r/>
+      <w:r>
+        <w:rPr>
+          <w:b/>
+        </w:rPr>
+        <w:t>卡牌加宽 19%→20%</w:t>
+      </w:r>
+      <w:r>
+        <w:t xml:space="preserve">(恰为一格宽, 左右不留缝), </w:t>
+      </w:r>
+      <w:r>
+        <w:rPr>
+          <w:b/>
+        </w:rPr>
+        <w:t>加高至 4.5rem</w:t>
+      </w:r>
+      <w:r>
+        <w:t>(传送带内垂直居中, 不超出传送带)——拖动检测面积同步增大</w:t>
+      </w:r>
+    </w:p>
+    <w:p>
+      <w:pPr>
+        <w:pStyle w:val="ListBullet"/>
+      </w:pPr>
+      <w:r/>
+      <w:r>
+        <w:rPr>
+          <w:b/>
+        </w:rPr>
+        <w:t>字体放大并缩小上下行差距</w:t>
+      </w:r>
+      <w:r>
+        <w:t>:物质名 13→</w:t>
+      </w:r>
+      <w:r>
+        <w:rPr>
+          <w:b/>
+        </w:rPr>
+        <w:t>15px</w:t>
+      </w:r>
+      <w:r>
+        <w:t>, 化学式 10→</w:t>
+      </w:r>
+      <w:r>
+        <w:rPr>
+          <w:b/>
+        </w:rPr>
+        <w:t>11.5px</w:t>
+      </w:r>
+      <w:r>
+        <w:t>(改为 leading-tight 紧贴名称)</w:t>
+      </w:r>
+    </w:p>
+    <w:p>
+      <w:pPr>
+        <w:pStyle w:val="ListBullet"/>
+      </w:pPr>
+      <w:r>
+        <w:t>倒计时/满载提示浮层位置不变(z-index 高于卡牌); 卡牌与字体均不超出各自边界</w:t>
+      </w:r>
+    </w:p>
     <w:sectPr>
       <w:pgSz w:w="12240" w:h="15840"/>
       <w:pgMar w:top="1440" w:right="1800" w:bottom="1440" w:left="1800" w:header="720" w:footer="720" w:gutter="0"/>

--- a/docs/flgl_summary_report.docx
+++ b/docs/flgl_summary_report.docx
@@ -128,7 +128,7 @@
         <w:rPr>
           <w:b/>
         </w:rPr>
-        <w:t>v1.1.9</w:t>
+        <w:t>v1.2.0</w:t>
       </w:r>
       <w:r>
         <w:t>(2026-09-18)</w:t>
@@ -1309,6 +1309,74 @@
         <w:t>倒计时/满载提示浮层位置不变(z-index 高于卡牌); 卡牌与字体均不超出各自边界</w:t>
       </w:r>
     </w:p>
+    <w:p>
+      <w:pPr>
+        <w:pStyle w:val="Heading3"/>
+      </w:pPr>
+      <w:r>
+        <w:t>v1.2.0(2026-09-18)</w:t>
+      </w:r>
+    </w:p>
+    <w:p>
+      <w:r>
+        <w:rPr>
+          <w:i/>
+          <w:color w:val="666666"/>
+        </w:rPr>
+        <w:t>更新贡献人:ps</w:t>
+      </w:r>
+    </w:p>
+    <w:p>
+      <w:r/>
+      <w:r>
+        <w:rPr>
+          <w:b/>
+        </w:rPr>
+        <w:t>出卡计时修正(不可见期不计入间隔)</w:t>
+      </w:r>
+      <w:r/>
+    </w:p>
+    <w:p>
+      <w:pPr>
+        <w:pStyle w:val="ListBullet"/>
+      </w:pPr>
+      <w:r>
+        <w:t>问题:新卡出现后从屏幕右侧滑入传送带需 2.5s, 前 ~80% 时间卡牌尚不可见, 但「下一张 Xs」倒计时已开始递减——玩家实际可操作时间被隐性缩短, 时间感知与画面不一致</w:t>
+      </w:r>
+    </w:p>
+    <w:p>
+      <w:pPr>
+        <w:pStyle w:val="ListBullet"/>
+      </w:pPr>
+      <w:r>
+        <w:t>修复:核心状态机新增</w:t>
+      </w:r>
+      <w:r>
+        <w:rPr>
+          <w:b/>
+        </w:rPr>
+        <w:t>冻结期</w:t>
+      </w:r>
+      <w:r>
+        <w:t>(`spawnDelay`)——出卡时按新卡所在格位计算不可见时长(格 0 无冻结, 格 n 冻结 n×0.5s), 冻结期出牌间隔不递减; 卡左缘进入传送带右边界后倒计时才开始走</w:t>
+      </w:r>
+    </w:p>
+    <w:p>
+      <w:pPr>
+        <w:pStyle w:val="ListBullet"/>
+      </w:pPr>
+      <w:r>
+        <w:t>「直接弹出下一张」同样附带冻结; 倒计时徽标在冻结期显示满间隔</w:t>
+      </w:r>
+    </w:p>
+    <w:p>
+      <w:pPr>
+        <w:pStyle w:val="ListBullet"/>
+      </w:pPr>
+      <w:r>
+        <w:t>测试: 新增 2 项(冻结期 spawnIn 不递减、冻结+间隔总时长正确); 既有循环出卡用例适配冻结时长; 全量 135 项通过</w:t>
+      </w:r>
+    </w:p>
     <w:sectPr>
       <w:pgSz w:w="12240" w:h="15840"/>
       <w:pgMar w:top="1440" w:right="1800" w:bottom="1440" w:left="1800" w:header="720" w:footer="720" w:gutter="0"/>
